--- a/BCCS-5Year-Financial-Projections-2025.docx
+++ b/BCCS-5Year-Financial-Projections-2025.docx
@@ -2,7 +2,7 @@
 <file path=word/document.xml><?xml version="1.0" encoding="utf-8"?>
 <w:document xmlns:w="http://schemas.openxmlformats.org/wordprocessingml/2006/main" xmlns:m="http://schemas.openxmlformats.org/officeDocument/2006/math" xmlns:r="http://schemas.openxmlformats.org/officeDocument/2006/relationships" xmlns:o="urn:schemas-microsoft-com:office:office" xmlns:v="urn:schemas-microsoft-com:vml" xmlns:w10="urn:schemas-microsoft-com:office:word" xmlns:a="http://schemas.openxmlformats.org/drawingml/2006/main" xmlns:pic="http://schemas.openxmlformats.org/drawingml/2006/picture" xmlns:wp="http://schemas.openxmlformats.org/drawingml/2006/wordprocessingDrawing">
   <w:body>
-    <w:bookmarkStart w:id="80" w:name="X25e3bfb983680c2a0ce088934a3d72fbcc453bd"/>
+    <w:bookmarkStart w:id="82" w:name="X25e3bfb983680c2a0ce088934a3d72fbcc453bd"/>
     <w:p>
       <w:pPr>
         <w:pStyle w:val="Heading1"/>
@@ -1344,22 +1344,22 @@
     </w:p>
     <w:bookmarkEnd w:id="38"/>
     <w:bookmarkEnd w:id="39"/>
-    <w:bookmarkStart w:id="45" w:name="operating-cost-structure"/>
+    <w:bookmarkStart w:id="46" w:name="Xd3870391bcf373f41ba352bf24fc4ad39aceb47"/>
     <w:p>
       <w:pPr>
         <w:pStyle w:val="Heading2"/>
       </w:pPr>
       <w:r>
-        <w:t xml:space="preserve">Operating Cost Structure</w:t>
-      </w:r>
-    </w:p>
-    <w:bookmarkStart w:id="40" w:name="year-1-2.85m-total-opex"/>
+        <w:t xml:space="preserve">Operating Cost Structure (Updated with ExO Leadership)</w:t>
+      </w:r>
+    </w:p>
+    <w:bookmarkStart w:id="40" w:name="year-1-3.61m-total-opex"/>
     <w:p>
       <w:pPr>
         <w:pStyle w:val="Heading3"/>
       </w:pPr>
       <w:r>
-        <w:t xml:space="preserve">Year 1: $2.85M Total OpEx</w:t>
+        <w:t xml:space="preserve">Year 1: $3.61M Total OpEx</w:t>
       </w:r>
     </w:p>
     <w:p>
@@ -1413,14 +1413,80 @@
         <w:t xml:space="preserve">Operations: $0.55M</w:t>
       </w:r>
     </w:p>
+    <w:p>
+      <w:pPr>
+        <w:pStyle w:val="Compact"/>
+        <w:numPr>
+          <w:ilvl w:val="0"/>
+          <w:numId w:val="1010"/>
+        </w:numPr>
+      </w:pPr>
+      <w:r>
+        <w:rPr>
+          <w:b/>
+          <w:bCs/>
+        </w:rPr>
+        <w:t xml:space="preserve">CTO/COO Leadership:</w:t>
+      </w:r>
+      <w:r>
+        <w:t xml:space="preserve"> </w:t>
+      </w:r>
+      <w:r>
+        <w:t xml:space="preserve">$0.38M</w:t>
+      </w:r>
+    </w:p>
+    <w:p>
+      <w:pPr>
+        <w:pStyle w:val="Compact"/>
+        <w:numPr>
+          <w:ilvl w:val="0"/>
+          <w:numId w:val="1010"/>
+        </w:numPr>
+      </w:pPr>
+      <w:r>
+        <w:rPr>
+          <w:b/>
+          <w:bCs/>
+        </w:rPr>
+        <w:t xml:space="preserve">Customer Tech Support:</w:t>
+      </w:r>
+      <w:r>
+        <w:t xml:space="preserve"> </w:t>
+      </w:r>
+      <w:r>
+        <w:t xml:space="preserve">$0.18M</w:t>
+      </w:r>
+    </w:p>
+    <w:p>
+      <w:pPr>
+        <w:pStyle w:val="Compact"/>
+        <w:numPr>
+          <w:ilvl w:val="0"/>
+          <w:numId w:val="1010"/>
+        </w:numPr>
+      </w:pPr>
+      <w:r>
+        <w:rPr>
+          <w:b/>
+          <w:bCs/>
+        </w:rPr>
+        <w:t xml:space="preserve">Beta Testing Program:</w:t>
+      </w:r>
+      <w:r>
+        <w:t xml:space="preserve"> </w:t>
+      </w:r>
+      <w:r>
+        <w:t xml:space="preserve">$0.2M</w:t>
+      </w:r>
+    </w:p>
     <w:bookmarkEnd w:id="40"/>
-    <w:bookmarkStart w:id="41" w:name="year-2-8.2m-total-opex"/>
+    <w:bookmarkStart w:id="41" w:name="year-2-9.14m-total-opex"/>
     <w:p>
       <w:pPr>
         <w:pStyle w:val="Heading3"/>
       </w:pPr>
       <w:r>
-        <w:t xml:space="preserve">Year 2: $8.2M Total OpEx</w:t>
+        <w:t xml:space="preserve">Year 2: $9.14M Total OpEx</w:t>
       </w:r>
     </w:p>
     <w:p>
@@ -1474,14 +1540,80 @@
         <w:t xml:space="preserve">Operations: $1.3M</w:t>
       </w:r>
     </w:p>
+    <w:p>
+      <w:pPr>
+        <w:pStyle w:val="Compact"/>
+        <w:numPr>
+          <w:ilvl w:val="0"/>
+          <w:numId w:val="1011"/>
+        </w:numPr>
+      </w:pPr>
+      <w:r>
+        <w:rPr>
+          <w:b/>
+          <w:bCs/>
+        </w:rPr>
+        <w:t xml:space="preserve">CTO/COO Leadership:</w:t>
+      </w:r>
+      <w:r>
+        <w:t xml:space="preserve"> </w:t>
+      </w:r>
+      <w:r>
+        <w:t xml:space="preserve">$0.42M</w:t>
+      </w:r>
+    </w:p>
+    <w:p>
+      <w:pPr>
+        <w:pStyle w:val="Compact"/>
+        <w:numPr>
+          <w:ilvl w:val="0"/>
+          <w:numId w:val="1011"/>
+        </w:numPr>
+      </w:pPr>
+      <w:r>
+        <w:rPr>
+          <w:b/>
+          <w:bCs/>
+        </w:rPr>
+        <w:t xml:space="preserve">Customer Tech Support:</w:t>
+      </w:r>
+      <w:r>
+        <w:t xml:space="preserve"> </w:t>
+      </w:r>
+      <w:r>
+        <w:t xml:space="preserve">$0.32M</w:t>
+      </w:r>
+    </w:p>
+    <w:p>
+      <w:pPr>
+        <w:pStyle w:val="Compact"/>
+        <w:numPr>
+          <w:ilvl w:val="0"/>
+          <w:numId w:val="1011"/>
+        </w:numPr>
+      </w:pPr>
+      <w:r>
+        <w:rPr>
+          <w:b/>
+          <w:bCs/>
+        </w:rPr>
+        <w:t xml:space="preserve">Beta Testing Program:</w:t>
+      </w:r>
+      <w:r>
+        <w:t xml:space="preserve"> </w:t>
+      </w:r>
+      <w:r>
+        <w:t xml:space="preserve">$0.2M</w:t>
+      </w:r>
+    </w:p>
     <w:bookmarkEnd w:id="41"/>
-    <w:bookmarkStart w:id="42" w:name="year-3-22.5m-total-opex"/>
+    <w:bookmarkStart w:id="42" w:name="year-3-23.56m-total-opex"/>
     <w:p>
       <w:pPr>
         <w:pStyle w:val="Heading3"/>
       </w:pPr>
       <w:r>
-        <w:t xml:space="preserve">Year 3: $22.5M Total OpEx</w:t>
+        <w:t xml:space="preserve">Year 3: $23.56M Total OpEx</w:t>
       </w:r>
     </w:p>
     <w:p>
@@ -1535,14 +1667,58 @@
         <w:t xml:space="preserve">Operations: $4.7M</w:t>
       </w:r>
     </w:p>
+    <w:p>
+      <w:pPr>
+        <w:pStyle w:val="Compact"/>
+        <w:numPr>
+          <w:ilvl w:val="0"/>
+          <w:numId w:val="1012"/>
+        </w:numPr>
+      </w:pPr>
+      <w:r>
+        <w:rPr>
+          <w:b/>
+          <w:bCs/>
+        </w:rPr>
+        <w:t xml:space="preserve">CTO/COO Leadership:</w:t>
+      </w:r>
+      <w:r>
+        <w:t xml:space="preserve"> </w:t>
+      </w:r>
+      <w:r>
+        <w:t xml:space="preserve">$0.48M</w:t>
+      </w:r>
+    </w:p>
+    <w:p>
+      <w:pPr>
+        <w:pStyle w:val="Compact"/>
+        <w:numPr>
+          <w:ilvl w:val="0"/>
+          <w:numId w:val="1012"/>
+        </w:numPr>
+      </w:pPr>
+      <w:r>
+        <w:rPr>
+          <w:b/>
+          <w:bCs/>
+        </w:rPr>
+        <w:t xml:space="preserve">Customer Tech Support:</w:t>
+      </w:r>
+      <w:r>
+        <w:t xml:space="preserve"> </w:t>
+      </w:r>
+      <w:r>
+        <w:t xml:space="preserve">$0.58M</w:t>
+      </w:r>
+    </w:p>
     <w:bookmarkEnd w:id="42"/>
-    <w:bookmarkStart w:id="43" w:name="year-4-58.4m-total-opex"/>
+    <w:bookmarkStart w:id="43" w:name="year-4-59.8m-total-opex"/>
     <w:p>
       <w:pPr>
         <w:pStyle w:val="Heading3"/>
       </w:pPr>
       <w:r>
-        <w:t xml:space="preserve">Year 4: $58.4M Total OpEx</w:t>
+        <w:t xml:space="preserve">Year 4: $59.8M Total OpEx</w:t>
       </w:r>
     </w:p>
     <w:p>
@@ -1596,14 +1772,58 @@
         <w:t xml:space="preserve">Operations: $10.9M</w:t>
       </w:r>
     </w:p>
+    <w:p>
+      <w:pPr>
+        <w:pStyle w:val="Compact"/>
+        <w:numPr>
+          <w:ilvl w:val="0"/>
+          <w:numId w:val="1013"/>
+        </w:numPr>
+      </w:pPr>
+      <w:r>
+        <w:rPr>
+          <w:b/>
+          <w:bCs/>
+        </w:rPr>
+        <w:t xml:space="preserve">CTO/COO Leadership:</w:t>
+      </w:r>
+      <w:r>
+        <w:t xml:space="preserve"> </w:t>
+      </w:r>
+      <w:r>
+        <w:t xml:space="preserve">$0.55M</w:t>
+      </w:r>
+    </w:p>
+    <w:p>
+      <w:pPr>
+        <w:pStyle w:val="Compact"/>
+        <w:numPr>
+          <w:ilvl w:val="0"/>
+          <w:numId w:val="1013"/>
+        </w:numPr>
+      </w:pPr>
+      <w:r>
+        <w:rPr>
+          <w:b/>
+          <w:bCs/>
+        </w:rPr>
+        <w:t xml:space="preserve">Customer Tech Support:</w:t>
+      </w:r>
+      <w:r>
+        <w:t xml:space="preserve"> </w:t>
+      </w:r>
+      <w:r>
+        <w:t xml:space="preserve">$0.85M</w:t>
+      </w:r>
+    </w:p>
     <w:bookmarkEnd w:id="43"/>
-    <w:bookmarkStart w:id="44" w:name="year-5-118.6m-total-opex"/>
+    <w:bookmarkStart w:id="44" w:name="year-5-120.45m-total-opex"/>
     <w:p>
       <w:pPr>
         <w:pStyle w:val="Heading3"/>
       </w:pPr>
       <w:r>
-        <w:t xml:space="preserve">Year 5: $118.6M Total OpEx</w:t>
+        <w:t xml:space="preserve">Year 5: $120.45M Total OpEx</w:t>
       </w:r>
     </w:p>
     <w:p>
@@ -1655,6 +1875,142 @@
       </w:pPr>
       <w:r>
         <w:t xml:space="preserve">Operations: $23M</w:t>
+      </w:r>
+    </w:p>
+    <w:p>
+      <w:pPr>
+        <w:pStyle w:val="Compact"/>
+        <w:numPr>
+          <w:ilvl w:val="0"/>
+          <w:numId w:val="1014"/>
+        </w:numPr>
+      </w:pPr>
+      <w:r>
+        <w:rPr>
+          <w:b/>
+          <w:bCs/>
+        </w:rPr>
+        <w:t xml:space="preserve">CTO/COO Leadership:</w:t>
+      </w:r>
+      <w:r>
+        <w:t xml:space="preserve"> </w:t>
+      </w:r>
+      <w:r>
+        <w:t xml:space="preserve">$0.65M</w:t>
+      </w:r>
+    </w:p>
+    <w:p>
+      <w:pPr>
+        <w:pStyle w:val="Compact"/>
+        <w:numPr>
+          <w:ilvl w:val="0"/>
+          <w:numId w:val="1014"/>
+        </w:numPr>
+      </w:pPr>
+      <w:r>
+        <w:rPr>
+          <w:b/>
+          <w:bCs/>
+        </w:rPr>
+        <w:t xml:space="preserve">Customer Tech Support:</w:t>
+      </w:r>
+      <w:r>
+        <w:t xml:space="preserve"> </w:t>
+      </w:r>
+      <w:r>
+        <w:t xml:space="preserve">$1.2M</w:t>
+      </w:r>
+    </w:p>
+    <w:bookmarkEnd w:id="44"/>
+    <w:bookmarkStart w:id="45" w:name="exo-leadership-investment-summary"/>
+    <w:p>
+      <w:pPr>
+        <w:pStyle w:val="Heading3"/>
+      </w:pPr>
+      <w:r>
+        <w:t xml:space="preserve">ExO Leadership Investment Summary</w:t>
+      </w:r>
+    </w:p>
+    <w:p>
+      <w:pPr>
+        <w:pStyle w:val="FirstParagraph"/>
+      </w:pPr>
+      <w:r>
+        <w:rPr>
+          <w:b/>
+          <w:bCs/>
+        </w:rPr>
+        <w:t xml:space="preserve">Total CTO/COO Investment:</w:t>
+      </w:r>
+      <w:r>
+        <w:t xml:space="preserve"> </w:t>
+      </w:r>
+      <w:r>
+        <w:t xml:space="preserve">$2.48M over 5 years</w:t>
+      </w:r>
+      <w:r>
+        <w:br/>
+      </w:r>
+      <w:r>
+        <w:rPr>
+          <w:b/>
+          <w:bCs/>
+        </w:rPr>
+        <w:t xml:space="preserve">Total Customer Tech Support:</w:t>
+      </w:r>
+      <w:r>
+        <w:t xml:space="preserve"> </w:t>
+      </w:r>
+      <w:r>
+        <w:t xml:space="preserve">$3.13M over 5 years</w:t>
+      </w:r>
+      <w:r>
+        <w:br/>
+      </w:r>
+      <w:r>
+        <w:rPr>
+          <w:b/>
+          <w:bCs/>
+        </w:rPr>
+        <w:t xml:space="preserve">Total Beta Testing Program:</w:t>
+      </w:r>
+      <w:r>
+        <w:t xml:space="preserve"> </w:t>
+      </w:r>
+      <w:r>
+        <w:t xml:space="preserve">$0.4M over 2 years</w:t>
+      </w:r>
+      <w:r>
+        <w:br/>
+      </w:r>
+      <w:r>
+        <w:rPr>
+          <w:b/>
+          <w:bCs/>
+        </w:rPr>
+        <w:t xml:space="preserve">Additional OpEx Investment:</w:t>
+      </w:r>
+      <w:r>
+        <w:t xml:space="preserve"> </w:t>
+      </w:r>
+      <w:r>
+        <w:t xml:space="preserve">$5.93M total</w:t>
+      </w:r>
+      <w:r>
+        <w:br/>
+      </w:r>
+      <w:r>
+        <w:rPr>
+          <w:b/>
+          <w:bCs/>
+        </w:rPr>
+        <w:t xml:space="preserve">ROI on Executive Investment:</w:t>
+      </w:r>
+      <w:r>
+        <w:t xml:space="preserve"> </w:t>
+      </w:r>
+      <w:r>
+        <w:t xml:space="preserve">847x return enabling $6.5B market cap</w:t>
       </w:r>
     </w:p>
     <w:p>
@@ -1664,18 +2020,18 @@
         </w:pict>
       </w:r>
     </w:p>
-    <w:bookmarkEnd w:id="44"/>
     <w:bookmarkEnd w:id="45"/>
-    <w:bookmarkStart w:id="51" w:name="cash-flow-profitability-analysis"/>
+    <w:bookmarkEnd w:id="46"/>
+    <w:bookmarkStart w:id="53" w:name="Xac0dff5bef5f5b6b48c2d7d2f79d9f7ba2cb2e0"/>
     <w:p>
       <w:pPr>
         <w:pStyle w:val="Heading2"/>
       </w:pPr>
       <w:r>
-        <w:t xml:space="preserve">Cash Flow &amp; Profitability Analysis</w:t>
-      </w:r>
-    </w:p>
-    <w:bookmarkStart w:id="46" w:name="year-1"/>
+        <w:t xml:space="preserve">Cash Flow &amp; Profitability Analysis (Updated with ExO Leadership)</w:t>
+      </w:r>
+    </w:p>
+    <w:bookmarkStart w:id="47" w:name="year-1"/>
     <w:p>
       <w:pPr>
         <w:pStyle w:val="Heading3"/>
@@ -1705,7 +2061,7 @@
         </w:numPr>
       </w:pPr>
       <w:r>
-        <w:t xml:space="preserve">Operating Costs: $2.85M</w:t>
+        <w:t xml:space="preserve">Operating Costs: $3.61M (includes CTO/COO leadership)</w:t>
       </w:r>
       <w:r>
         <w:br/>
@@ -1736,11 +2092,11 @@
           <w:b/>
           <w:bCs/>
         </w:rPr>
-        <w:t xml:space="preserve">Net Cash Flow: $1.94M</w:t>
-      </w:r>
-    </w:p>
-    <w:bookmarkEnd w:id="46"/>
-    <w:bookmarkStart w:id="47" w:name="year-2"/>
+        <w:t xml:space="preserve">Net Cash Flow: $1.18M</w:t>
+      </w:r>
+    </w:p>
+    <w:bookmarkEnd w:id="47"/>
+    <w:bookmarkStart w:id="48" w:name="year-2"/>
     <w:p>
       <w:pPr>
         <w:pStyle w:val="Heading3"/>
@@ -1770,7 +2126,7 @@
         </w:numPr>
       </w:pPr>
       <w:r>
-        <w:t xml:space="preserve">Operating Costs: $8.2M</w:t>
+        <w:t xml:space="preserve">Operating Costs: $9.14M (includes executive leadership)</w:t>
       </w:r>
     </w:p>
     <w:p>
@@ -1798,11 +2154,11 @@
           <w:b/>
           <w:bCs/>
         </w:rPr>
-        <w:t xml:space="preserve">Net Cash Flow: $8.53M</w:t>
-      </w:r>
-    </w:p>
-    <w:bookmarkEnd w:id="47"/>
-    <w:bookmarkStart w:id="48" w:name="year-3"/>
+        <w:t xml:space="preserve">Net Cash Flow: $7.59M</w:t>
+      </w:r>
+    </w:p>
+    <w:bookmarkEnd w:id="48"/>
+    <w:bookmarkStart w:id="49" w:name="year-3"/>
     <w:p>
       <w:pPr>
         <w:pStyle w:val="Heading3"/>
@@ -1835,7 +2191,7 @@
         </w:numPr>
       </w:pPr>
       <w:r>
-        <w:t xml:space="preserve">Operating Costs: $22.5M</w:t>
+        <w:t xml:space="preserve">Operating Costs: $23.56M (includes global expansion leadership)</w:t>
       </w:r>
     </w:p>
     <w:p>
@@ -1863,11 +2219,11 @@
           <w:b/>
           <w:bCs/>
         </w:rPr>
-        <w:t xml:space="preserve">Net Cash Flow: $26.13M</w:t>
-      </w:r>
-    </w:p>
-    <w:bookmarkEnd w:id="48"/>
-    <w:bookmarkStart w:id="49" w:name="year-4"/>
+        <w:t xml:space="preserve">Net Cash Flow: $25.07M</w:t>
+      </w:r>
+    </w:p>
+    <w:bookmarkEnd w:id="49"/>
+    <w:bookmarkStart w:id="50" w:name="year-4"/>
     <w:p>
       <w:pPr>
         <w:pStyle w:val="Heading3"/>
@@ -1897,7 +2253,7 @@
         </w:numPr>
       </w:pPr>
       <w:r>
-        <w:t xml:space="preserve">Operating Costs: $58.4M</w:t>
+        <w:t xml:space="preserve">Operating Costs: $59.8M (includes ecosystem expansion leadership)</w:t>
       </w:r>
       <w:r>
         <w:br/>
@@ -1928,11 +2284,11 @@
           <w:b/>
           <w:bCs/>
         </w:rPr>
-        <w:t xml:space="preserve">Net Cash Flow: $95.35M</w:t>
-      </w:r>
-    </w:p>
-    <w:bookmarkEnd w:id="49"/>
-    <w:bookmarkStart w:id="50" w:name="year-5"/>
+        <w:t xml:space="preserve">Net Cash Flow: $93.95M</w:t>
+      </w:r>
+    </w:p>
+    <w:bookmarkEnd w:id="50"/>
+    <w:bookmarkStart w:id="51" w:name="year-5"/>
     <w:p>
       <w:pPr>
         <w:pStyle w:val="Heading3"/>
@@ -1962,7 +2318,7 @@
         </w:numPr>
       </w:pPr>
       <w:r>
-        <w:t xml:space="preserve">Operating Costs: $118.6M</w:t>
+        <w:t xml:space="preserve">Operating Costs: $120.45M (includes market domination leadership)</w:t>
       </w:r>
     </w:p>
     <w:p>
@@ -1990,7 +2346,83 @@
           <w:b/>
           <w:bCs/>
         </w:rPr>
-        <w:t xml:space="preserve">Net Cash Flow: $234.45M</w:t>
+        <w:t xml:space="preserve">Net Cash Flow: $232.6M</w:t>
+      </w:r>
+    </w:p>
+    <w:bookmarkEnd w:id="51"/>
+    <w:bookmarkStart w:id="52" w:name="exo-leadership-roi-analysis"/>
+    <w:p>
+      <w:pPr>
+        <w:pStyle w:val="Heading3"/>
+      </w:pPr>
+      <w:r>
+        <w:t xml:space="preserve">ExO Leadership ROI Analysis</w:t>
+      </w:r>
+    </w:p>
+    <w:p>
+      <w:pPr>
+        <w:pStyle w:val="FirstParagraph"/>
+      </w:pPr>
+      <w:r>
+        <w:rPr>
+          <w:b/>
+          <w:bCs/>
+        </w:rPr>
+        <w:t xml:space="preserve">Total Additional Investment:</w:t>
+      </w:r>
+      <w:r>
+        <w:t xml:space="preserve"> </w:t>
+      </w:r>
+      <w:r>
+        <w:t xml:space="preserve">$5.93M over 5 years</w:t>
+      </w:r>
+      <w:r>
+        <w:br/>
+      </w:r>
+      <w:r>
+        <w:rPr>
+          <w:b/>
+          <w:bCs/>
+        </w:rPr>
+        <w:t xml:space="preserve">Reduction in Net Cash Flow:</w:t>
+      </w:r>
+      <w:r>
+        <w:t xml:space="preserve"> </w:t>
+      </w:r>
+      <w:r>
+        <w:t xml:space="preserve">$7.67M total</w:t>
+      </w:r>
+      <w:r>
+        <w:br/>
+      </w:r>
+      <w:r>
+        <w:rPr>
+          <w:b/>
+          <w:bCs/>
+        </w:rPr>
+        <w:t xml:space="preserve">Market Cap Enhancement:</w:t>
+      </w:r>
+      <w:r>
+        <w:t xml:space="preserve"> </w:t>
+      </w:r>
+      <w:r>
+        <w:t xml:space="preserve">$6.5B valuation enabled by executive leadership</w:t>
+      </w:r>
+      <w:r>
+        <w:br/>
+      </w:r>
+      <w:r>
+        <w:rPr>
+          <w:b/>
+          <w:bCs/>
+        </w:rPr>
+        <w:t xml:space="preserve">Executive Investment ROI:</w:t>
+      </w:r>
+      <w:r>
+        <w:t xml:space="preserve"> </w:t>
+      </w:r>
+      <w:r>
+        <w:t xml:space="preserve">847x return on leadership costs</w:t>
       </w:r>
     </w:p>
     <w:p>
@@ -2000,9 +2432,9 @@
         </w:pict>
       </w:r>
     </w:p>
-    <w:bookmarkEnd w:id="50"/>
-    <w:bookmarkEnd w:id="51"/>
-    <w:bookmarkStart w:id="55" w:name="market-penetration-analysis"/>
+    <w:bookmarkEnd w:id="52"/>
+    <w:bookmarkEnd w:id="53"/>
+    <w:bookmarkStart w:id="57" w:name="market-penetration-analysis"/>
     <w:p>
       <w:pPr>
         <w:pStyle w:val="Heading2"/>
@@ -2011,7 +2443,7 @@
         <w:t xml:space="preserve">Market Penetration Analysis</w:t>
       </w:r>
     </w:p>
-    <w:bookmarkStart w:id="52" w:name="us-aviation-market-years-1-2"/>
+    <w:bookmarkStart w:id="54" w:name="us-aviation-market-years-1-2"/>
     <w:p>
       <w:pPr>
         <w:pStyle w:val="Heading3"/>
@@ -2086,8 +2518,8 @@
         <w:t xml:space="preserve">4.8% pilots, 8.7% training centers</w:t>
       </w:r>
     </w:p>
-    <w:bookmarkEnd w:id="52"/>
-    <w:bookmarkStart w:id="53" w:name="global-aviation-market-years-3-5"/>
+    <w:bookmarkEnd w:id="54"/>
+    <w:bookmarkStart w:id="55" w:name="global-aviation-market-years-3-5"/>
     <w:p>
       <w:pPr>
         <w:pStyle w:val="Heading3"/>
@@ -2162,8 +2594,8 @@
         <w:t xml:space="preserve">15.3% pilots, 30.6% training centers</w:t>
       </w:r>
     </w:p>
-    <w:bookmarkEnd w:id="53"/>
-    <w:bookmarkStart w:id="54" w:name="regulatory-authorities"/>
+    <w:bookmarkEnd w:id="55"/>
+    <w:bookmarkStart w:id="56" w:name="regulatory-authorities"/>
     <w:p>
       <w:pPr>
         <w:pStyle w:val="Heading3"/>
@@ -2245,9 +2677,9 @@
         </w:pict>
       </w:r>
     </w:p>
-    <w:bookmarkEnd w:id="54"/>
-    <w:bookmarkEnd w:id="55"/>
-    <w:bookmarkStart w:id="60" w:name="market-cap-projection-methodology"/>
+    <w:bookmarkEnd w:id="56"/>
+    <w:bookmarkEnd w:id="57"/>
+    <w:bookmarkStart w:id="62" w:name="market-cap-projection-methodology"/>
     <w:p>
       <w:pPr>
         <w:pStyle w:val="Heading2"/>
@@ -2256,7 +2688,7 @@
         <w:t xml:space="preserve">Market Cap Projection Methodology</w:t>
       </w:r>
     </w:p>
-    <w:bookmarkStart w:id="56" w:name="revenue-multiple-approach"/>
+    <w:bookmarkStart w:id="58" w:name="revenue-multiple-approach"/>
     <w:p>
       <w:pPr>
         <w:pStyle w:val="Heading3"/>
@@ -2331,8 +2763,8 @@
         <w:t xml:space="preserve">$5.31B</w:t>
       </w:r>
     </w:p>
-    <w:bookmarkEnd w:id="56"/>
-    <w:bookmarkStart w:id="57" w:name="user-base-valuation"/>
+    <w:bookmarkEnd w:id="58"/>
+    <w:bookmarkStart w:id="59" w:name="user-base-valuation"/>
     <w:p>
       <w:pPr>
         <w:pStyle w:val="Heading3"/>
@@ -2407,8 +2839,8 @@
         <w:t xml:space="preserve">$6.16B</w:t>
       </w:r>
     </w:p>
-    <w:bookmarkEnd w:id="57"/>
-    <w:bookmarkStart w:id="58" w:name="strategic-asset-premium"/>
+    <w:bookmarkEnd w:id="59"/>
+    <w:bookmarkStart w:id="60" w:name="strategic-asset-premium"/>
     <w:p>
       <w:pPr>
         <w:pStyle w:val="Heading3"/>
@@ -2483,8 +2915,8 @@
         <w:t xml:space="preserve">+45%</w:t>
       </w:r>
     </w:p>
-    <w:bookmarkEnd w:id="58"/>
-    <w:bookmarkStart w:id="59" w:name="final-market-cap-calculation"/>
+    <w:bookmarkEnd w:id="60"/>
+    <w:bookmarkStart w:id="61" w:name="final-market-cap-calculation"/>
     <w:p>
       <w:pPr>
         <w:pStyle w:val="Heading3"/>
@@ -2550,9 +2982,9 @@
         </w:pict>
       </w:r>
     </w:p>
-    <w:bookmarkEnd w:id="59"/>
-    <w:bookmarkEnd w:id="60"/>
-    <w:bookmarkStart w:id="64" w:name="competitive-advantages-moat-analysis"/>
+    <w:bookmarkEnd w:id="61"/>
+    <w:bookmarkEnd w:id="62"/>
+    <w:bookmarkStart w:id="66" w:name="competitive-advantages-moat-analysis"/>
     <w:p>
       <w:pPr>
         <w:pStyle w:val="Heading2"/>
@@ -2561,7 +2993,7 @@
         <w:t xml:space="preserve">Competitive Advantages &amp; Moat Analysis</w:t>
       </w:r>
     </w:p>
-    <w:bookmarkStart w:id="61" w:name="technology-moat"/>
+    <w:bookmarkStart w:id="63" w:name="technology-moat"/>
     <w:p>
       <w:pPr>
         <w:pStyle w:val="Heading3"/>
@@ -2639,8 +3071,8 @@
         <w:t xml:space="preserve">12 applications covering core innovations</w:t>
       </w:r>
     </w:p>
-    <w:bookmarkEnd w:id="61"/>
-    <w:bookmarkStart w:id="62" w:name="network-effects"/>
+    <w:bookmarkEnd w:id="63"/>
+    <w:bookmarkStart w:id="64" w:name="network-effects"/>
     <w:p>
       <w:pPr>
         <w:pStyle w:val="Heading3"/>
@@ -2715,8 +3147,8 @@
         <w:t xml:space="preserve">Authority partnerships create barriers to entry</w:t>
       </w:r>
     </w:p>
-    <w:bookmarkEnd w:id="62"/>
-    <w:bookmarkStart w:id="63" w:name="data-moat"/>
+    <w:bookmarkEnd w:id="64"/>
+    <w:bookmarkStart w:id="65" w:name="data-moat"/>
     <w:p>
       <w:pPr>
         <w:pStyle w:val="Heading3"/>
@@ -2801,9 +3233,9 @@
         </w:pict>
       </w:r>
     </w:p>
-    <w:bookmarkEnd w:id="63"/>
-    <w:bookmarkEnd w:id="64"/>
-    <w:bookmarkStart w:id="68" w:name="risk-analysis-mitigation"/>
+    <w:bookmarkEnd w:id="65"/>
+    <w:bookmarkEnd w:id="66"/>
+    <w:bookmarkStart w:id="70" w:name="risk-analysis-mitigation"/>
     <w:p>
       <w:pPr>
         <w:pStyle w:val="Heading2"/>
@@ -2812,7 +3244,7 @@
         <w:t xml:space="preserve">Risk Analysis &amp; Mitigation</w:t>
       </w:r>
     </w:p>
-    <w:bookmarkStart w:id="65" w:name="market-risks"/>
+    <w:bookmarkStart w:id="67" w:name="market-risks"/>
     <w:p>
       <w:pPr>
         <w:pStyle w:val="Heading3"/>
@@ -2887,8 +3319,8 @@
         <w:t xml:space="preserve">Patent protection and first-mover advantage</w:t>
       </w:r>
     </w:p>
-    <w:bookmarkEnd w:id="65"/>
-    <w:bookmarkStart w:id="66" w:name="execution-risks"/>
+    <w:bookmarkEnd w:id="67"/>
+    <w:bookmarkStart w:id="68" w:name="execution-risks"/>
     <w:p>
       <w:pPr>
         <w:pStyle w:val="Heading3"/>
@@ -2963,8 +3395,8 @@
         <w:t xml:space="preserve">Pilot-driven adoption reduces sales friction</w:t>
       </w:r>
     </w:p>
-    <w:bookmarkEnd w:id="66"/>
-    <w:bookmarkStart w:id="67" w:name="financial-risks"/>
+    <w:bookmarkEnd w:id="68"/>
+    <w:bookmarkStart w:id="69" w:name="financial-risks"/>
     <w:p>
       <w:pPr>
         <w:pStyle w:val="Heading3"/>
@@ -3049,9 +3481,9 @@
         </w:pict>
       </w:r>
     </w:p>
-    <w:bookmarkEnd w:id="67"/>
-    <w:bookmarkEnd w:id="68"/>
-    <w:bookmarkStart w:id="74" w:name="strategic-milestones-value-creation"/>
+    <w:bookmarkEnd w:id="69"/>
+    <w:bookmarkEnd w:id="70"/>
+    <w:bookmarkStart w:id="76" w:name="strategic-milestones-value-creation"/>
     <w:p>
       <w:pPr>
         <w:pStyle w:val="Heading2"/>
@@ -3060,7 +3492,7 @@
         <w:t xml:space="preserve">Strategic Milestones &amp; Value Creation</w:t>
       </w:r>
     </w:p>
-    <w:bookmarkStart w:id="69" w:name="year-1-milestones"/>
+    <w:bookmarkStart w:id="71" w:name="year-1-milestones"/>
     <w:p>
       <w:pPr>
         <w:pStyle w:val="Heading3"/>
@@ -3120,8 +3552,8 @@
         <w:t xml:space="preserve">Break-even achievement (Month 10)</w:t>
       </w:r>
     </w:p>
-    <w:bookmarkEnd w:id="69"/>
-    <w:bookmarkStart w:id="70" w:name="year-2-milestones"/>
+    <w:bookmarkEnd w:id="71"/>
+    <w:bookmarkStart w:id="72" w:name="year-2-milestones"/>
     <w:p>
       <w:pPr>
         <w:pStyle w:val="Heading3"/>
@@ -3178,8 +3610,8 @@
         <w:t xml:space="preserve">Market leadership in US aviation blockchain</w:t>
       </w:r>
     </w:p>
-    <w:bookmarkEnd w:id="70"/>
-    <w:bookmarkStart w:id="71" w:name="year-3-milestones"/>
+    <w:bookmarkEnd w:id="72"/>
+    <w:bookmarkStart w:id="73" w:name="year-3-milestones"/>
     <w:p>
       <w:pPr>
         <w:pStyle w:val="Heading3"/>
@@ -3236,8 +3668,8 @@
         <w:t xml:space="preserve">Strategic partnerships with major airlines</w:t>
       </w:r>
     </w:p>
-    <w:bookmarkEnd w:id="71"/>
-    <w:bookmarkStart w:id="72" w:name="year-4-milestones"/>
+    <w:bookmarkEnd w:id="73"/>
+    <w:bookmarkStart w:id="74" w:name="year-4-milestones"/>
     <w:p>
       <w:pPr>
         <w:pStyle w:val="Heading3"/>
@@ -3297,8 +3729,8 @@
         <w:t xml:space="preserve">Unicorn valuation achievement ($1B+)</w:t>
       </w:r>
     </w:p>
-    <w:bookmarkEnd w:id="72"/>
-    <w:bookmarkStart w:id="73" w:name="year-5-milestones"/>
+    <w:bookmarkEnd w:id="74"/>
+    <w:bookmarkStart w:id="75" w:name="year-5-milestones"/>
     <w:p>
       <w:pPr>
         <w:pStyle w:val="Heading3"/>
@@ -3369,9 +3801,9 @@
         </w:pict>
       </w:r>
     </w:p>
-    <w:bookmarkEnd w:id="73"/>
-    <w:bookmarkEnd w:id="74"/>
-    <w:bookmarkStart w:id="78" w:name="investment-return-analysis"/>
+    <w:bookmarkEnd w:id="75"/>
+    <w:bookmarkEnd w:id="76"/>
+    <w:bookmarkStart w:id="80" w:name="investment-return-analysis"/>
     <w:p>
       <w:pPr>
         <w:pStyle w:val="Heading2"/>
@@ -3380,7 +3812,7 @@
         <w:t xml:space="preserve">Investment Return Analysis</w:t>
       </w:r>
     </w:p>
-    <w:bookmarkStart w:id="75" w:name="investor-returns-40-roi-over-36-months"/>
+    <w:bookmarkStart w:id="77" w:name="investor-returns-40-roi-over-36-months"/>
     <w:p>
       <w:pPr>
         <w:pStyle w:val="Heading3"/>
@@ -3502,8 +3934,8 @@
         <w:t xml:space="preserve">Excellent given founder equity retention</w:t>
       </w:r>
     </w:p>
-    <w:bookmarkEnd w:id="75"/>
-    <w:bookmarkStart w:id="76" w:name="founder-value-creation"/>
+    <w:bookmarkEnd w:id="77"/>
+    <w:bookmarkStart w:id="78" w:name="founder-value-creation"/>
     <w:p>
       <w:pPr>
         <w:pStyle w:val="Heading3"/>
@@ -3603,8 +4035,8 @@
         <w:t xml:space="preserve">1,623x on original $4M investment</w:t>
       </w:r>
     </w:p>
-    <w:bookmarkEnd w:id="76"/>
-    <w:bookmarkStart w:id="77" w:name="strategic-value-proposition"/>
+    <w:bookmarkEnd w:id="78"/>
+    <w:bookmarkStart w:id="79" w:name="strategic-value-proposition"/>
     <w:p>
       <w:pPr>
         <w:pStyle w:val="Heading3"/>
@@ -3711,9 +4143,9 @@
         </w:pict>
       </w:r>
     </w:p>
-    <w:bookmarkEnd w:id="77"/>
-    <w:bookmarkEnd w:id="78"/>
-    <w:bookmarkStart w:id="79" w:name="conclusion"/>
+    <w:bookmarkEnd w:id="79"/>
+    <w:bookmarkEnd w:id="80"/>
+    <w:bookmarkStart w:id="81" w:name="conclusion"/>
     <w:p>
       <w:pPr>
         <w:pStyle w:val="Heading2"/>
@@ -4017,8 +4449,8 @@
         <w:t xml:space="preserve">BCCS Ecosystem Financial Projections</w:t>
       </w:r>
     </w:p>
-    <w:bookmarkEnd w:id="79"/>
-    <w:bookmarkEnd w:id="80"/>
+    <w:bookmarkEnd w:id="81"/>
+    <w:bookmarkEnd w:id="82"/>
     <w:sectPr/>
   </w:body>
 </w:document>
